--- a/tools/lib/paperback-7.5x9.25.docx
+++ b/tools/lib/paperback-7.5x9.25.docx
@@ -1099,7 +1099,7 @@
     <w:basedOn w:val="BodyTextChar"/>
     <w:rPr>
       <w:rFonts w:ascii="Consolas" w:hAnsi="Consolas"/>
-      <w:sz w:val="22"/>
+      <w:sz w:val="18"/>
     </w:rPr>
   </w:style>
   <w:style w:type="character" w:customStyle="1" w:styleId="SectionNumber">
@@ -1137,6 +1137,24 @@
       <w:bCs w:val="0"/>
       <w:color w:val="365F91" w:themeColor="accent1" w:themeShade="BF"/>
     </w:rPr>
+  </w:style>
+  <w:style w:type="paragraph" w:customStyle="1" w:styleId="SourceCode">
+    <w:name w:val="Source Code"/>
+    <w:basedOn w:val="Normal"/>
+    <w:link w:val="VerbatimChar"/>
+    <w:qFormat/>
+    <w:pPr>
+      <w:wordWrap w:val="off"/>
+      <w:pBdr>
+        <w:top w:val="single" w:sz="4" w:space="4" w:color="BFBFBF"/>
+        <w:left w:val="single" w:sz="4" w:space="4" w:color="BFBFBF"/>
+        <w:bottom w:val="single" w:sz="4" w:space="4" w:color="BFBFBF"/>
+        <w:right w:val="single" w:sz="4" w:space="4" w:color="BFBFBF"/>
+      </w:pBdr>
+      <w:shd w:val="clear" w:color="auto" w:fill="EFEFEF"/>
+      <w:spacing w:before="160" w:after="160" w:line="240" w:lineRule="auto"/>
+      <w:ind w:left="113" w:right="113"/>
+    </w:pPr>
   </w:style>
 </w:styles>
 </file>

--- a/tools/lib/paperback-7.5x9.25.docx
+++ b/tools/lib/paperback-7.5x9.25.docx
@@ -669,6 +669,7 @@
     <w:qFormat/>
     <w:rsid w:val="00A10FD9"/>
     <w:pPr>
+      <w:pageBreakBefore/>
       <w:keepNext/>
       <w:keepLines/>
       <w:spacing w:before="360" w:after="80"/>
